--- a/backend-exhibits/Google MyDrive to Google MyDrive Advanced Plan - Advanced Include.docx
+++ b/backend-exhibits/Google MyDrive to Google MyDrive Advanced Plan - Advanced Include.docx
@@ -51,7 +51,7 @@
                 <w:b/>
                 <w:sz w:val="21"/>
               </w:rPr>
-              <w:t xml:space="preserve">Advanced Plan Features (Google </w:t>
+              <w:t xml:space="preserve">Standard Plan Features (Google </w:t>
             </w:r>
             <w:proofErr w:type="spellStart"/>
             <w:r>
@@ -939,7 +939,7 @@
                 <w:b/>
                 <w:sz w:val="21"/>
               </w:rPr>
-              <w:t xml:space="preserve">Advanced Plan Features (Google </w:t>
+              <w:t xml:space="preserve">Standard Plan Features (Google </w:t>
             </w:r>
             <w:proofErr w:type="spellStart"/>
             <w:r>

--- a/backend-exhibits/Google MyDrive to Google MyDrive Advanced Plan - Advanced Include.docx
+++ b/backend-exhibits/Google MyDrive to Google MyDrive Advanced Plan - Advanced Include.docx
@@ -47,7 +47,7 @@
             </w:pPr>
             <w:r>
               <w:rPr>
-                <w:rFonts w:ascii="Arial" w:eastAsia="Arial" w:hAnsi="Arial" w:cs="Arial"/>
+                <w:rFonts w:ascii="Arial" w:hAnsi="Arial" w:cs="Arial" w:eastAsia="Arial"/>
                 <w:b/>
                 <w:sz w:val="21"/>
               </w:rPr>
@@ -56,7 +56,7 @@
             <w:proofErr w:type="spellStart"/>
             <w:r>
               <w:rPr>
-                <w:rFonts w:ascii="Arial" w:eastAsia="Arial" w:hAnsi="Arial" w:cs="Arial"/>
+                <w:rFonts w:ascii="Arial" w:hAnsi="Arial" w:cs="Arial" w:eastAsia="Arial"/>
                 <w:b/>
                 <w:sz w:val="21"/>
               </w:rPr>
@@ -65,7 +65,7 @@
             <w:proofErr w:type="spellEnd"/>
             <w:r>
               <w:rPr>
-                <w:rFonts w:ascii="Arial" w:eastAsia="Arial" w:hAnsi="Arial" w:cs="Arial"/>
+                <w:rFonts w:ascii="Arial" w:hAnsi="Arial" w:cs="Arial" w:eastAsia="Arial"/>
                 <w:b/>
                 <w:sz w:val="21"/>
               </w:rPr>
@@ -74,7 +74,7 @@
             <w:proofErr w:type="spellStart"/>
             <w:r>
               <w:rPr>
-                <w:rFonts w:ascii="Arial" w:eastAsia="Arial" w:hAnsi="Arial" w:cs="Arial"/>
+                <w:rFonts w:ascii="Arial" w:hAnsi="Arial" w:cs="Arial" w:eastAsia="Arial"/>
                 <w:b/>
                 <w:sz w:val="21"/>
               </w:rPr>
@@ -83,7 +83,7 @@
             <w:proofErr w:type="spellEnd"/>
             <w:r>
               <w:rPr>
-                <w:rFonts w:ascii="Arial" w:eastAsia="Arial" w:hAnsi="Arial" w:cs="Arial"/>
+                <w:rFonts w:ascii="Arial" w:hAnsi="Arial" w:cs="Arial" w:eastAsia="Arial"/>
                 <w:b/>
                 <w:sz w:val="21"/>
               </w:rPr>
@@ -109,7 +109,7 @@
           <w:p>
             <w:r>
               <w:rPr>
-                <w:rFonts w:ascii="Arial" w:eastAsia="Arial" w:hAnsi="Arial" w:cs="Arial"/>
+                <w:rFonts w:ascii="Arial" w:hAnsi="Arial" w:cs="Arial" w:eastAsia="Arial"/>
                 <w:b/>
                 <w:sz w:val="21"/>
               </w:rPr>
@@ -134,7 +134,7 @@
             <w:proofErr w:type="spellStart"/>
             <w:r>
               <w:rPr>
-                <w:rFonts w:ascii="Arial" w:eastAsia="Arial" w:hAnsi="Arial" w:cs="Arial"/>
+                <w:rFonts w:ascii="Arial" w:hAnsi="Arial" w:cs="Arial" w:eastAsia="Arial"/>
                 <w:sz w:val="21"/>
               </w:rPr>
               <w:t>CloudFuze</w:t>
@@ -142,7 +142,7 @@
             <w:proofErr w:type="spellEnd"/>
             <w:r>
               <w:rPr>
-                <w:rFonts w:ascii="Arial" w:eastAsia="Arial" w:hAnsi="Arial" w:cs="Arial"/>
+                <w:rFonts w:ascii="Arial" w:hAnsi="Arial" w:cs="Arial" w:eastAsia="Arial"/>
                 <w:sz w:val="21"/>
               </w:rPr>
               <w:t xml:space="preserve"> ensures the seamless migration of the data from the source cloud to destination, preserving the accuracy and integrity of the data structure.</w:t>
@@ -167,7 +167,7 @@
           <w:p>
             <w:r>
               <w:rPr>
-                <w:rFonts w:ascii="Arial" w:eastAsia="Arial" w:hAnsi="Arial" w:cs="Arial"/>
+                <w:rFonts w:ascii="Arial" w:hAnsi="Arial" w:cs="Arial" w:eastAsia="Arial"/>
                 <w:b/>
                 <w:sz w:val="21"/>
               </w:rPr>
@@ -191,7 +191,7 @@
             </w:pPr>
             <w:r>
               <w:rPr>
-                <w:rFonts w:ascii="Arial" w:eastAsia="Arial" w:hAnsi="Arial" w:cs="Arial"/>
+                <w:rFonts w:ascii="Arial" w:hAnsi="Arial" w:cs="Arial" w:eastAsia="Arial"/>
                 <w:sz w:val="21"/>
               </w:rPr>
               <w:t>The initial data migration from source to destination is considered as One-time migration.</w:t>
@@ -216,7 +216,7 @@
           <w:p>
             <w:r>
               <w:rPr>
-                <w:rFonts w:ascii="Arial" w:eastAsia="Arial" w:hAnsi="Arial" w:cs="Arial"/>
+                <w:rFonts w:ascii="Arial" w:hAnsi="Arial" w:cs="Arial" w:eastAsia="Arial"/>
                 <w:b/>
                 <w:sz w:val="21"/>
               </w:rPr>
@@ -240,7 +240,7 @@
             </w:pPr>
             <w:r>
               <w:rPr>
-                <w:rFonts w:ascii="Arial" w:eastAsia="Arial" w:hAnsi="Arial" w:cs="Arial"/>
+                <w:rFonts w:ascii="Arial" w:hAnsi="Arial" w:cs="Arial" w:eastAsia="Arial"/>
                 <w:sz w:val="21"/>
               </w:rPr>
               <w:t>Migration of incremental changes made in source during the onetime migration.</w:t>
@@ -265,7 +265,7 @@
           <w:p>
             <w:r>
               <w:rPr>
-                <w:rFonts w:ascii="Arial" w:eastAsia="Arial" w:hAnsi="Arial" w:cs="Arial"/>
+                <w:rFonts w:ascii="Arial" w:hAnsi="Arial" w:cs="Arial" w:eastAsia="Arial"/>
                 <w:b/>
                 <w:sz w:val="21"/>
               </w:rPr>
@@ -290,7 +290,7 @@
             <w:proofErr w:type="spellStart"/>
             <w:r>
               <w:rPr>
-                <w:rFonts w:ascii="Arial" w:eastAsia="Arial" w:hAnsi="Arial" w:cs="Arial"/>
+                <w:rFonts w:ascii="Arial" w:hAnsi="Arial" w:cs="Arial" w:eastAsia="Arial"/>
                 <w:sz w:val="21"/>
               </w:rPr>
               <w:t>CloudFuze</w:t>
@@ -298,7 +298,7 @@
             <w:proofErr w:type="spellEnd"/>
             <w:r>
               <w:rPr>
-                <w:rFonts w:ascii="Arial" w:eastAsia="Arial" w:hAnsi="Arial" w:cs="Arial"/>
+                <w:rFonts w:ascii="Arial" w:hAnsi="Arial" w:cs="Arial" w:eastAsia="Arial"/>
                 <w:sz w:val="21"/>
               </w:rPr>
               <w:t xml:space="preserve"> preserves all root folder permissions along with access levels.</w:t>
@@ -323,7 +323,7 @@
           <w:p>
             <w:r>
               <w:rPr>
-                <w:rFonts w:ascii="Arial" w:eastAsia="Arial" w:hAnsi="Arial" w:cs="Arial"/>
+                <w:rFonts w:ascii="Arial" w:hAnsi="Arial" w:cs="Arial" w:eastAsia="Arial"/>
                 <w:b/>
                 <w:sz w:val="21"/>
               </w:rPr>
@@ -349,7 +349,7 @@
             <w:proofErr w:type="spellStart"/>
             <w:r>
               <w:rPr>
-                <w:rFonts w:ascii="Arial" w:eastAsia="Arial" w:hAnsi="Arial" w:cs="Arial"/>
+                <w:rFonts w:ascii="Arial" w:hAnsi="Arial" w:cs="Arial" w:eastAsia="Arial"/>
                 <w:sz w:val="21"/>
               </w:rPr>
               <w:t>CloudFuze</w:t>
@@ -357,7 +357,7 @@
             <w:proofErr w:type="spellEnd"/>
             <w:r>
               <w:rPr>
-                <w:rFonts w:ascii="Arial" w:eastAsia="Arial" w:hAnsi="Arial" w:cs="Arial"/>
+                <w:rFonts w:ascii="Arial" w:hAnsi="Arial" w:cs="Arial" w:eastAsia="Arial"/>
                 <w:sz w:val="21"/>
               </w:rPr>
               <w:t xml:space="preserve"> preserves all Root file permissions along with access levels.</w:t>
@@ -382,7 +382,7 @@
           <w:p>
             <w:r>
               <w:rPr>
-                <w:rFonts w:ascii="Arial" w:eastAsia="Arial" w:hAnsi="Arial" w:cs="Arial"/>
+                <w:rFonts w:ascii="Arial" w:hAnsi="Arial" w:cs="Arial" w:eastAsia="Arial"/>
                 <w:b/>
                 <w:sz w:val="21"/>
               </w:rPr>
@@ -407,7 +407,7 @@
             <w:proofErr w:type="spellStart"/>
             <w:r>
               <w:rPr>
-                <w:rFonts w:ascii="Arial" w:eastAsia="Arial" w:hAnsi="Arial" w:cs="Arial"/>
+                <w:rFonts w:ascii="Arial" w:hAnsi="Arial" w:cs="Arial" w:eastAsia="Arial"/>
                 <w:sz w:val="21"/>
               </w:rPr>
               <w:t>CloudFuze</w:t>
@@ -415,7 +415,7 @@
             <w:proofErr w:type="spellEnd"/>
             <w:r>
               <w:rPr>
-                <w:rFonts w:ascii="Arial" w:eastAsia="Arial" w:hAnsi="Arial" w:cs="Arial"/>
+                <w:rFonts w:ascii="Arial" w:hAnsi="Arial" w:cs="Arial" w:eastAsia="Arial"/>
                 <w:sz w:val="21"/>
               </w:rPr>
               <w:t xml:space="preserve"> preserves all subfolder permissions along with access levels.</w:t>
@@ -440,7 +440,7 @@
           <w:p>
             <w:r>
               <w:rPr>
-                <w:rFonts w:ascii="Arial" w:eastAsia="Arial" w:hAnsi="Arial" w:cs="Arial"/>
+                <w:rFonts w:ascii="Arial" w:hAnsi="Arial" w:cs="Arial" w:eastAsia="Arial"/>
                 <w:b/>
                 <w:sz w:val="21"/>
               </w:rPr>
@@ -465,7 +465,7 @@
             <w:proofErr w:type="spellStart"/>
             <w:r>
               <w:rPr>
-                <w:rFonts w:ascii="Arial" w:eastAsia="Arial" w:hAnsi="Arial" w:cs="Arial"/>
+                <w:rFonts w:ascii="Arial" w:hAnsi="Arial" w:cs="Arial" w:eastAsia="Arial"/>
                 <w:sz w:val="21"/>
               </w:rPr>
               <w:t>CloudFuze</w:t>
@@ -473,7 +473,7 @@
             <w:proofErr w:type="spellEnd"/>
             <w:r>
               <w:rPr>
-                <w:rFonts w:ascii="Arial" w:eastAsia="Arial" w:hAnsi="Arial" w:cs="Arial"/>
+                <w:rFonts w:ascii="Arial" w:hAnsi="Arial" w:cs="Arial" w:eastAsia="Arial"/>
                 <w:sz w:val="21"/>
               </w:rPr>
               <w:t xml:space="preserve"> can migrate external permissions (Files/Folders shared with people of outside organizations) of files/folders to the destination along with access levels.</w:t>
@@ -498,7 +498,7 @@
           <w:p>
             <w:r>
               <w:rPr>
-                <w:rFonts w:ascii="Arial" w:eastAsia="Arial" w:hAnsi="Arial" w:cs="Arial"/>
+                <w:rFonts w:ascii="Arial" w:hAnsi="Arial" w:cs="Arial" w:eastAsia="Arial"/>
                 <w:b/>
                 <w:sz w:val="21"/>
               </w:rPr>
@@ -522,7 +522,7 @@
             </w:pPr>
             <w:r>
               <w:rPr>
-                <w:rFonts w:ascii="Arial" w:eastAsia="Arial" w:hAnsi="Arial" w:cs="Arial"/>
+                <w:rFonts w:ascii="Arial" w:hAnsi="Arial" w:cs="Arial" w:eastAsia="Arial"/>
                 <w:sz w:val="21"/>
               </w:rPr>
               <w:t>Maintaining the original timestamps, including creation and modification dates and times, when transferring data to the destination cloud.</w:t>
@@ -547,7 +547,7 @@
           <w:p>
             <w:r>
               <w:rPr>
-                <w:rFonts w:ascii="Arial" w:eastAsia="Arial" w:hAnsi="Arial" w:cs="Arial"/>
+                <w:rFonts w:ascii="Arial" w:hAnsi="Arial" w:cs="Arial" w:eastAsia="Arial"/>
                 <w:b/>
                 <w:sz w:val="21"/>
               </w:rPr>
@@ -571,7 +571,7 @@
             </w:pPr>
             <w:r>
               <w:rPr>
-                <w:rFonts w:ascii="Arial" w:eastAsia="Arial" w:hAnsi="Arial" w:cs="Arial"/>
+                <w:rFonts w:ascii="Arial" w:hAnsi="Arial" w:cs="Arial" w:eastAsia="Arial"/>
                 <w:sz w:val="21"/>
               </w:rPr>
               <w:t>Special characters not supported by the destination cloud will be automatically replaced with underscores (_) or hyphens (-). This ensures that the integrity of the data is maintained during the migration process.</w:t>
@@ -596,7 +596,7 @@
           <w:p>
             <w:r>
               <w:rPr>
-                <w:rFonts w:ascii="Arial" w:eastAsia="Arial" w:hAnsi="Arial" w:cs="Arial"/>
+                <w:rFonts w:ascii="Arial" w:hAnsi="Arial" w:cs="Arial" w:eastAsia="Arial"/>
                 <w:b/>
                 <w:sz w:val="21"/>
               </w:rPr>
@@ -620,7 +620,7 @@
             </w:pPr>
             <w:r>
               <w:rPr>
-                <w:rFonts w:ascii="Arial" w:eastAsia="Arial" w:hAnsi="Arial" w:cs="Arial"/>
+                <w:rFonts w:ascii="Arial" w:hAnsi="Arial" w:cs="Arial" w:eastAsia="Arial"/>
                 <w:sz w:val="21"/>
               </w:rPr>
               <w:t>The system will automatically prevent the generation of email notifications for collaborations on folders/files originating from the destination cloud.</w:t>
@@ -645,7 +645,7 @@
           <w:p>
             <w:r>
               <w:rPr>
-                <w:rFonts w:ascii="Arial" w:eastAsia="Arial" w:hAnsi="Arial" w:cs="Arial"/>
+                <w:rFonts w:ascii="Arial" w:hAnsi="Arial" w:cs="Arial" w:eastAsia="Arial"/>
                 <w:b/>
                 <w:sz w:val="21"/>
               </w:rPr>
@@ -669,7 +669,7 @@
             </w:pPr>
             <w:r>
               <w:rPr>
-                <w:rFonts w:ascii="Arial" w:eastAsia="Arial" w:hAnsi="Arial" w:cs="Arial"/>
+                <w:rFonts w:ascii="Arial" w:hAnsi="Arial" w:cs="Arial" w:eastAsia="Arial"/>
                 <w:sz w:val="21"/>
               </w:rPr>
               <w:t>If the destination cloud has a long folder path limitation, the system automatically adjusts the destination's path as per the limitation.</w:t>
@@ -694,7 +694,7 @@
           <w:p>
             <w:r>
               <w:rPr>
-                <w:rFonts w:ascii="Arial" w:eastAsia="Arial" w:hAnsi="Arial" w:cs="Arial"/>
+                <w:rFonts w:ascii="Arial" w:hAnsi="Arial" w:cs="Arial" w:eastAsia="Arial"/>
                 <w:b/>
                 <w:sz w:val="21"/>
               </w:rPr>
@@ -718,7 +718,7 @@
             </w:pPr>
             <w:r>
               <w:rPr>
-                <w:rFonts w:ascii="Arial" w:eastAsia="Arial" w:hAnsi="Arial" w:cs="Arial"/>
+                <w:rFonts w:ascii="Arial" w:hAnsi="Arial" w:cs="Arial" w:eastAsia="Arial"/>
                 <w:sz w:val="21"/>
               </w:rPr>
               <w:t>Conflicts will be re-</w:t>
@@ -726,7 +726,7 @@
             <w:proofErr w:type="gramStart"/>
             <w:r>
               <w:rPr>
-                <w:rFonts w:ascii="Arial" w:eastAsia="Arial" w:hAnsi="Arial" w:cs="Arial"/>
+                <w:rFonts w:ascii="Arial" w:hAnsi="Arial" w:cs="Arial" w:eastAsia="Arial"/>
                 <w:sz w:val="21"/>
               </w:rPr>
               <w:t>tried</w:t>
@@ -734,7 +734,7 @@
             <w:proofErr w:type="gramEnd"/>
             <w:r>
               <w:rPr>
-                <w:rFonts w:ascii="Arial" w:eastAsia="Arial" w:hAnsi="Arial" w:cs="Arial"/>
+                <w:rFonts w:ascii="Arial" w:hAnsi="Arial" w:cs="Arial" w:eastAsia="Arial"/>
                 <w:sz w:val="21"/>
               </w:rPr>
               <w:t xml:space="preserve"> three times automatically.</w:t>
@@ -759,7 +759,7 @@
           <w:p>
             <w:r>
               <w:rPr>
-                <w:rFonts w:ascii="Arial" w:eastAsia="Arial" w:hAnsi="Arial" w:cs="Arial"/>
+                <w:rFonts w:ascii="Arial" w:hAnsi="Arial" w:cs="Arial" w:eastAsia="Arial"/>
                 <w:b/>
                 <w:sz w:val="21"/>
               </w:rPr>
@@ -783,7 +783,7 @@
             </w:pPr>
             <w:r>
               <w:rPr>
-                <w:rFonts w:ascii="Arial" w:eastAsia="Arial" w:hAnsi="Arial" w:cs="Arial"/>
+                <w:rFonts w:ascii="Arial" w:hAnsi="Arial" w:cs="Arial" w:eastAsia="Arial"/>
                 <w:sz w:val="21"/>
               </w:rPr>
               <w:t>The system retains the addresses of links present within a file, which point to other files in the cloud. These links' addresses will be transformed into appropriate destination formats during Migration.</w:t>
@@ -808,7 +808,7 @@
           <w:p>
             <w:r>
               <w:rPr>
-                <w:rFonts w:ascii="Arial" w:eastAsia="Arial" w:hAnsi="Arial" w:cs="Arial"/>
+                <w:rFonts w:ascii="Arial" w:hAnsi="Arial" w:cs="Arial" w:eastAsia="Arial"/>
                 <w:b/>
                 <w:sz w:val="21"/>
               </w:rPr>
@@ -833,7 +833,7 @@
             </w:pPr>
             <w:r>
               <w:rPr>
-                <w:rFonts w:ascii="Arial" w:eastAsia="Arial" w:hAnsi="Arial" w:cs="Arial"/>
+                <w:rFonts w:ascii="Arial" w:hAnsi="Arial" w:cs="Arial" w:eastAsia="Arial"/>
                 <w:sz w:val="21"/>
               </w:rPr>
               <w:t>Migration of selective versions of files from source to destination. If we opt for five, the last five versions will get migrates to the destination.</w:t>
@@ -858,7 +858,7 @@
           <w:p>
             <w:r>
               <w:rPr>
-                <w:rFonts w:ascii="Arial" w:eastAsia="Arial" w:hAnsi="Arial" w:cs="Arial"/>
+                <w:rFonts w:ascii="Arial" w:hAnsi="Arial" w:cs="Arial" w:eastAsia="Arial"/>
                 <w:b/>
                 <w:sz w:val="21"/>
               </w:rPr>
@@ -882,7 +882,7 @@
             </w:pPr>
             <w:r>
               <w:rPr>
-                <w:rFonts w:ascii="Arial" w:eastAsia="Arial" w:hAnsi="Arial" w:cs="Arial"/>
+                <w:rFonts w:ascii="Arial" w:hAnsi="Arial" w:cs="Arial" w:eastAsia="Arial"/>
                 <w:sz w:val="21"/>
               </w:rPr>
               <w:t>Migration of all file versions from source to destination.</w:t>
@@ -935,7 +935,7 @@
             </w:pPr>
             <w:r>
               <w:rPr>
-                <w:rFonts w:ascii="Arial" w:eastAsia="Arial" w:hAnsi="Arial" w:cs="Arial"/>
+                <w:rFonts w:ascii="Arial" w:hAnsi="Arial" w:cs="Arial" w:eastAsia="Arial"/>
                 <w:b/>
                 <w:sz w:val="21"/>
               </w:rPr>
@@ -944,7 +944,7 @@
             <w:proofErr w:type="spellStart"/>
             <w:r>
               <w:rPr>
-                <w:rFonts w:ascii="Arial" w:eastAsia="Arial" w:hAnsi="Arial" w:cs="Arial"/>
+                <w:rFonts w:ascii="Arial" w:hAnsi="Arial" w:cs="Arial" w:eastAsia="Arial"/>
                 <w:b/>
                 <w:sz w:val="21"/>
               </w:rPr>
@@ -953,7 +953,7 @@
             <w:proofErr w:type="spellEnd"/>
             <w:r>
               <w:rPr>
-                <w:rFonts w:ascii="Arial" w:eastAsia="Arial" w:hAnsi="Arial" w:cs="Arial"/>
+                <w:rFonts w:ascii="Arial" w:hAnsi="Arial" w:cs="Arial" w:eastAsia="Arial"/>
                 <w:b/>
                 <w:sz w:val="21"/>
               </w:rPr>
@@ -979,7 +979,7 @@
           <w:p>
             <w:r>
               <w:rPr>
-                <w:rFonts w:ascii="Arial" w:eastAsia="Arial" w:hAnsi="Arial" w:cs="Arial"/>
+                <w:rFonts w:ascii="Arial" w:hAnsi="Arial" w:cs="Arial" w:eastAsia="Arial"/>
                 <w:b/>
                 <w:sz w:val="21"/>
               </w:rPr>
@@ -1004,7 +1004,7 @@
             <w:proofErr w:type="spellStart"/>
             <w:r>
               <w:rPr>
-                <w:rFonts w:ascii="Arial" w:eastAsia="Arial" w:hAnsi="Arial" w:cs="Arial"/>
+                <w:rFonts w:ascii="Arial" w:hAnsi="Arial" w:cs="Arial" w:eastAsia="Arial"/>
                 <w:sz w:val="21"/>
               </w:rPr>
               <w:t>CloudFuze</w:t>
@@ -1012,7 +1012,7 @@
             <w:proofErr w:type="spellEnd"/>
             <w:r>
               <w:rPr>
-                <w:rFonts w:ascii="Arial" w:eastAsia="Arial" w:hAnsi="Arial" w:cs="Arial"/>
+                <w:rFonts w:ascii="Arial" w:hAnsi="Arial" w:cs="Arial" w:eastAsia="Arial"/>
                 <w:sz w:val="21"/>
               </w:rPr>
               <w:t xml:space="preserve"> ensures the seamless migration of the data from the source cloud to destination, preserving the accuracy and integrity of the data structure.</w:t>
@@ -1037,7 +1037,7 @@
           <w:p>
             <w:r>
               <w:rPr>
-                <w:rFonts w:ascii="Arial" w:eastAsia="Arial" w:hAnsi="Arial" w:cs="Arial"/>
+                <w:rFonts w:ascii="Arial" w:hAnsi="Arial" w:cs="Arial" w:eastAsia="Arial"/>
                 <w:b/>
                 <w:sz w:val="21"/>
               </w:rPr>
@@ -1061,7 +1061,7 @@
             </w:pPr>
             <w:r>
               <w:rPr>
-                <w:rFonts w:ascii="Arial" w:eastAsia="Arial" w:hAnsi="Arial" w:cs="Arial"/>
+                <w:rFonts w:ascii="Arial" w:hAnsi="Arial" w:cs="Arial" w:eastAsia="Arial"/>
                 <w:sz w:val="21"/>
               </w:rPr>
               <w:t>The initial data migration from source to destination is considered as One-time migration.</w:t>
@@ -1086,7 +1086,7 @@
           <w:p>
             <w:r>
               <w:rPr>
-                <w:rFonts w:ascii="Arial" w:eastAsia="Arial" w:hAnsi="Arial" w:cs="Arial"/>
+                <w:rFonts w:ascii="Arial" w:hAnsi="Arial" w:cs="Arial" w:eastAsia="Arial"/>
                 <w:b/>
                 <w:sz w:val="21"/>
               </w:rPr>
@@ -1110,7 +1110,7 @@
             </w:pPr>
             <w:r>
               <w:rPr>
-                <w:rFonts w:ascii="Arial" w:eastAsia="Arial" w:hAnsi="Arial" w:cs="Arial"/>
+                <w:rFonts w:ascii="Arial" w:hAnsi="Arial" w:cs="Arial" w:eastAsia="Arial"/>
                 <w:sz w:val="21"/>
               </w:rPr>
               <w:t>Migration of incremental changes made in source during the onetime migration.</w:t>
@@ -1135,7 +1135,7 @@
           <w:p>
             <w:r>
               <w:rPr>
-                <w:rFonts w:ascii="Arial" w:eastAsia="Arial" w:hAnsi="Arial" w:cs="Arial"/>
+                <w:rFonts w:ascii="Arial" w:hAnsi="Arial" w:cs="Arial" w:eastAsia="Arial"/>
                 <w:b/>
                 <w:sz w:val="21"/>
               </w:rPr>
@@ -1161,7 +1161,7 @@
             <w:proofErr w:type="spellStart"/>
             <w:r>
               <w:rPr>
-                <w:rFonts w:ascii="Arial" w:eastAsia="Arial" w:hAnsi="Arial" w:cs="Arial"/>
+                <w:rFonts w:ascii="Arial" w:hAnsi="Arial" w:cs="Arial" w:eastAsia="Arial"/>
                 <w:sz w:val="21"/>
               </w:rPr>
               <w:t>CloudFuze</w:t>
@@ -1169,7 +1169,7 @@
             <w:proofErr w:type="spellEnd"/>
             <w:r>
               <w:rPr>
-                <w:rFonts w:ascii="Arial" w:eastAsia="Arial" w:hAnsi="Arial" w:cs="Arial"/>
+                <w:rFonts w:ascii="Arial" w:hAnsi="Arial" w:cs="Arial" w:eastAsia="Arial"/>
                 <w:sz w:val="21"/>
               </w:rPr>
               <w:t xml:space="preserve"> preserves all root folder permissions along with access levels.</w:t>
@@ -1194,7 +1194,7 @@
           <w:p>
             <w:r>
               <w:rPr>
-                <w:rFonts w:ascii="Arial" w:eastAsia="Arial" w:hAnsi="Arial" w:cs="Arial"/>
+                <w:rFonts w:ascii="Arial" w:hAnsi="Arial" w:cs="Arial" w:eastAsia="Arial"/>
                 <w:b/>
                 <w:sz w:val="21"/>
               </w:rPr>
@@ -1219,7 +1219,7 @@
             <w:proofErr w:type="spellStart"/>
             <w:r>
               <w:rPr>
-                <w:rFonts w:ascii="Arial" w:eastAsia="Arial" w:hAnsi="Arial" w:cs="Arial"/>
+                <w:rFonts w:ascii="Arial" w:hAnsi="Arial" w:cs="Arial" w:eastAsia="Arial"/>
                 <w:sz w:val="21"/>
               </w:rPr>
               <w:t>CloudFuze</w:t>
@@ -1227,7 +1227,7 @@
             <w:proofErr w:type="spellEnd"/>
             <w:r>
               <w:rPr>
-                <w:rFonts w:ascii="Arial" w:eastAsia="Arial" w:hAnsi="Arial" w:cs="Arial"/>
+                <w:rFonts w:ascii="Arial" w:hAnsi="Arial" w:cs="Arial" w:eastAsia="Arial"/>
                 <w:sz w:val="21"/>
               </w:rPr>
               <w:t xml:space="preserve"> preserves all Root file permissions along with access levels.</w:t>
@@ -1252,7 +1252,7 @@
           <w:p>
             <w:r>
               <w:rPr>
-                <w:rFonts w:ascii="Arial" w:eastAsia="Arial" w:hAnsi="Arial" w:cs="Arial"/>
+                <w:rFonts w:ascii="Arial" w:hAnsi="Arial" w:cs="Arial" w:eastAsia="Arial"/>
                 <w:b/>
                 <w:sz w:val="21"/>
               </w:rPr>
@@ -1277,7 +1277,7 @@
             <w:proofErr w:type="spellStart"/>
             <w:r>
               <w:rPr>
-                <w:rFonts w:ascii="Arial" w:eastAsia="Arial" w:hAnsi="Arial" w:cs="Arial"/>
+                <w:rFonts w:ascii="Arial" w:hAnsi="Arial" w:cs="Arial" w:eastAsia="Arial"/>
                 <w:sz w:val="21"/>
               </w:rPr>
               <w:t>CloudFuze</w:t>
@@ -1285,7 +1285,7 @@
             <w:proofErr w:type="spellEnd"/>
             <w:r>
               <w:rPr>
-                <w:rFonts w:ascii="Arial" w:eastAsia="Arial" w:hAnsi="Arial" w:cs="Arial"/>
+                <w:rFonts w:ascii="Arial" w:hAnsi="Arial" w:cs="Arial" w:eastAsia="Arial"/>
                 <w:sz w:val="21"/>
               </w:rPr>
               <w:t xml:space="preserve"> preserves all subfolder permissions along with access levels.</w:t>
@@ -1310,7 +1310,7 @@
           <w:p>
             <w:r>
               <w:rPr>
-                <w:rFonts w:ascii="Arial" w:eastAsia="Arial" w:hAnsi="Arial" w:cs="Arial"/>
+                <w:rFonts w:ascii="Arial" w:hAnsi="Arial" w:cs="Arial" w:eastAsia="Arial"/>
                 <w:b/>
                 <w:sz w:val="21"/>
               </w:rPr>
@@ -1335,7 +1335,7 @@
             <w:proofErr w:type="spellStart"/>
             <w:r>
               <w:rPr>
-                <w:rFonts w:ascii="Arial" w:eastAsia="Arial" w:hAnsi="Arial" w:cs="Arial"/>
+                <w:rFonts w:ascii="Arial" w:hAnsi="Arial" w:cs="Arial" w:eastAsia="Arial"/>
                 <w:sz w:val="21"/>
               </w:rPr>
               <w:t>CloudFuze</w:t>
@@ -1343,7 +1343,7 @@
             <w:proofErr w:type="spellEnd"/>
             <w:r>
               <w:rPr>
-                <w:rFonts w:ascii="Arial" w:eastAsia="Arial" w:hAnsi="Arial" w:cs="Arial"/>
+                <w:rFonts w:ascii="Arial" w:hAnsi="Arial" w:cs="Arial" w:eastAsia="Arial"/>
                 <w:sz w:val="21"/>
               </w:rPr>
               <w:t xml:space="preserve"> migrates all shared links from source to destination and maintains the type of links.</w:t>
@@ -1368,7 +1368,7 @@
           <w:p>
             <w:r>
               <w:rPr>
-                <w:rFonts w:ascii="Arial" w:eastAsia="Arial" w:hAnsi="Arial" w:cs="Arial"/>
+                <w:rFonts w:ascii="Arial" w:hAnsi="Arial" w:cs="Arial" w:eastAsia="Arial"/>
                 <w:b/>
                 <w:sz w:val="21"/>
               </w:rPr>
@@ -1393,7 +1393,7 @@
             <w:proofErr w:type="spellStart"/>
             <w:r>
               <w:rPr>
-                <w:rFonts w:ascii="Arial" w:eastAsia="Arial" w:hAnsi="Arial" w:cs="Arial"/>
+                <w:rFonts w:ascii="Arial" w:hAnsi="Arial" w:cs="Arial" w:eastAsia="Arial"/>
                 <w:sz w:val="21"/>
               </w:rPr>
               <w:t>CloudFuze</w:t>
@@ -1401,7 +1401,7 @@
             <w:proofErr w:type="spellEnd"/>
             <w:r>
               <w:rPr>
-                <w:rFonts w:ascii="Arial" w:eastAsia="Arial" w:hAnsi="Arial" w:cs="Arial"/>
+                <w:rFonts w:ascii="Arial" w:hAnsi="Arial" w:cs="Arial" w:eastAsia="Arial"/>
                 <w:sz w:val="21"/>
               </w:rPr>
               <w:t xml:space="preserve"> can migrate external permissions (Files/Folders shared with people of outside organizations) of files/folders to the destination along with access levels.</w:t>
@@ -1426,7 +1426,7 @@
           <w:p>
             <w:r>
               <w:rPr>
-                <w:rFonts w:ascii="Arial" w:eastAsia="Arial" w:hAnsi="Arial" w:cs="Arial"/>
+                <w:rFonts w:ascii="Arial" w:hAnsi="Arial" w:cs="Arial" w:eastAsia="Arial"/>
                 <w:b/>
                 <w:sz w:val="21"/>
               </w:rPr>
@@ -1450,7 +1450,7 @@
             </w:pPr>
             <w:r>
               <w:rPr>
-                <w:rFonts w:ascii="Arial" w:eastAsia="Arial" w:hAnsi="Arial" w:cs="Arial"/>
+                <w:rFonts w:ascii="Arial" w:hAnsi="Arial" w:cs="Arial" w:eastAsia="Arial"/>
                 <w:sz w:val="21"/>
               </w:rPr>
               <w:t>Maintaining the original timestamps, including creation and modification dates and times, when transferring data to the destination cloud.</w:t>
@@ -1475,7 +1475,7 @@
           <w:p>
             <w:r>
               <w:rPr>
-                <w:rFonts w:ascii="Arial" w:eastAsia="Arial" w:hAnsi="Arial" w:cs="Arial"/>
+                <w:rFonts w:ascii="Arial" w:hAnsi="Arial" w:cs="Arial" w:eastAsia="Arial"/>
                 <w:b/>
                 <w:sz w:val="21"/>
               </w:rPr>
@@ -1499,7 +1499,7 @@
             </w:pPr>
             <w:r>
               <w:rPr>
-                <w:rFonts w:ascii="Arial" w:eastAsia="Arial" w:hAnsi="Arial" w:cs="Arial"/>
+                <w:rFonts w:ascii="Arial" w:hAnsi="Arial" w:cs="Arial" w:eastAsia="Arial"/>
                 <w:sz w:val="21"/>
               </w:rPr>
               <w:t>Special characters not supported by the destination cloud will be automatically replaced with underscores (_) or hyphens (-). This ensures that the integrity of the data is maintained during the migration process.</w:t>
@@ -1524,7 +1524,7 @@
           <w:p>
             <w:r>
               <w:rPr>
-                <w:rFonts w:ascii="Arial" w:eastAsia="Arial" w:hAnsi="Arial" w:cs="Arial"/>
+                <w:rFonts w:ascii="Arial" w:hAnsi="Arial" w:cs="Arial" w:eastAsia="Arial"/>
                 <w:b/>
                 <w:sz w:val="21"/>
               </w:rPr>
@@ -1548,7 +1548,7 @@
             </w:pPr>
             <w:r>
               <w:rPr>
-                <w:rFonts w:ascii="Arial" w:eastAsia="Arial" w:hAnsi="Arial" w:cs="Arial"/>
+                <w:rFonts w:ascii="Arial" w:hAnsi="Arial" w:cs="Arial" w:eastAsia="Arial"/>
                 <w:sz w:val="21"/>
               </w:rPr>
               <w:t>If the destination cloud has a long folder path limitation, the system automatically adjusts the destination's path as per the limitation.</w:t>
@@ -1573,7 +1573,7 @@
           <w:p>
             <w:r>
               <w:rPr>
-                <w:rFonts w:ascii="Arial" w:eastAsia="Arial" w:hAnsi="Arial" w:cs="Arial"/>
+                <w:rFonts w:ascii="Arial" w:hAnsi="Arial" w:cs="Arial" w:eastAsia="Arial"/>
                 <w:b/>
                 <w:sz w:val="21"/>
               </w:rPr>
@@ -1597,7 +1597,7 @@
             </w:pPr>
             <w:r>
               <w:rPr>
-                <w:rFonts w:ascii="Arial" w:eastAsia="Arial" w:hAnsi="Arial" w:cs="Arial"/>
+                <w:rFonts w:ascii="Arial" w:hAnsi="Arial" w:cs="Arial" w:eastAsia="Arial"/>
                 <w:sz w:val="21"/>
               </w:rPr>
               <w:t>Conflicts will be re-</w:t>
@@ -1605,7 +1605,7 @@
             <w:proofErr w:type="gramStart"/>
             <w:r>
               <w:rPr>
-                <w:rFonts w:ascii="Arial" w:eastAsia="Arial" w:hAnsi="Arial" w:cs="Arial"/>
+                <w:rFonts w:ascii="Arial" w:hAnsi="Arial" w:cs="Arial" w:eastAsia="Arial"/>
                 <w:sz w:val="21"/>
               </w:rPr>
               <w:t>tried</w:t>
@@ -1613,7 +1613,7 @@
             <w:proofErr w:type="gramEnd"/>
             <w:r>
               <w:rPr>
-                <w:rFonts w:ascii="Arial" w:eastAsia="Arial" w:hAnsi="Arial" w:cs="Arial"/>
+                <w:rFonts w:ascii="Arial" w:hAnsi="Arial" w:cs="Arial" w:eastAsia="Arial"/>
                 <w:sz w:val="21"/>
               </w:rPr>
               <w:t xml:space="preserve"> three times automatically.</w:t>
@@ -1638,7 +1638,7 @@
           <w:p>
             <w:r>
               <w:rPr>
-                <w:rFonts w:ascii="Arial" w:eastAsia="Arial" w:hAnsi="Arial" w:cs="Arial"/>
+                <w:rFonts w:ascii="Arial" w:hAnsi="Arial" w:cs="Arial" w:eastAsia="Arial"/>
                 <w:b/>
                 <w:sz w:val="21"/>
               </w:rPr>
@@ -1663,7 +1663,7 @@
             </w:pPr>
             <w:r>
               <w:rPr>
-                <w:rFonts w:ascii="Arial" w:eastAsia="Arial" w:hAnsi="Arial" w:cs="Arial"/>
+                <w:rFonts w:ascii="Arial" w:hAnsi="Arial" w:cs="Arial" w:eastAsia="Arial"/>
                 <w:sz w:val="21"/>
               </w:rPr>
               <w:t>The system retains the addresses of links present within a file, which point to other files in the cloud. These links' addresses will be transformed into appropriate destination formats during Migration.</w:t>
@@ -1688,7 +1688,7 @@
           <w:p>
             <w:r>
               <w:rPr>
-                <w:rFonts w:ascii="Arial" w:eastAsia="Arial" w:hAnsi="Arial" w:cs="Arial"/>
+                <w:rFonts w:ascii="Arial" w:hAnsi="Arial" w:cs="Arial" w:eastAsia="Arial"/>
                 <w:b/>
                 <w:sz w:val="21"/>
               </w:rPr>
@@ -1712,7 +1712,7 @@
             </w:pPr>
             <w:r>
               <w:rPr>
-                <w:rFonts w:ascii="Arial" w:eastAsia="Arial" w:hAnsi="Arial" w:cs="Arial"/>
+                <w:rFonts w:ascii="Arial" w:hAnsi="Arial" w:cs="Arial" w:eastAsia="Arial"/>
                 <w:sz w:val="21"/>
               </w:rPr>
               <w:t>Migration of selective versions of files from source to destination. If we opt for five, the last five versions will get migrates to the destination.</w:t>
@@ -1737,7 +1737,7 @@
           <w:p>
             <w:r>
               <w:rPr>
-                <w:rFonts w:ascii="Arial" w:eastAsia="Arial" w:hAnsi="Arial" w:cs="Arial"/>
+                <w:rFonts w:ascii="Arial" w:hAnsi="Arial" w:cs="Arial" w:eastAsia="Arial"/>
                 <w:b/>
                 <w:sz w:val="21"/>
               </w:rPr>
@@ -1761,7 +1761,7 @@
             </w:pPr>
             <w:r>
               <w:rPr>
-                <w:rFonts w:ascii="Arial" w:eastAsia="Arial" w:hAnsi="Arial" w:cs="Arial"/>
+                <w:rFonts w:ascii="Arial" w:hAnsi="Arial" w:cs="Arial" w:eastAsia="Arial"/>
                 <w:sz w:val="21"/>
               </w:rPr>
               <w:t>Migration of all file versions from source to destination.</w:t>
@@ -1785,10 +1785,10 @@
   <w:docDefaults>
     <w:rPrDefault>
       <w:rPr>
-        <w:rFonts w:asciiTheme="minorHAnsi" w:eastAsiaTheme="minorEastAsia" w:hAnsiTheme="minorHAnsi" w:cstheme="minorBidi"/>
+        <w:rFonts w:ascii="Arial" w:hAnsi="Arial" w:cs="Arial" w:eastAsia="Arial"/>
         <w:kern w:val="2"/>
-        <w:sz w:val="24"/>
-        <w:szCs w:val="24"/>
+        <w:sz w:val="21"/>
+        <w:szCs w:val="21"/>
         <w:lang w:val="en-IN" w:eastAsia="en-IN" w:bidi="ar-SA"/>
         <w14:ligatures w14:val="standardContextual"/>
       </w:rPr>
@@ -2184,9 +2184,9 @@
       <w:spacing w:line="259" w:lineRule="auto"/>
     </w:pPr>
     <w:rPr>
-      <w:rFonts w:ascii="Calibri" w:eastAsia="Calibri" w:hAnsi="Calibri" w:cs="Calibri"/>
+      <w:rFonts w:ascii="Arial" w:hAnsi="Arial" w:cs="Arial" w:eastAsia="Arial"/>
       <w:color w:val="000000"/>
-      <w:sz w:val="22"/>
+      <w:sz w:val="21"/>
     </w:rPr>
   </w:style>
   <w:style w:type="character" w:default="1" w:styleId="DefaultParagraphFont">
